--- a/explicacion/CHIP_FOREST_funcionamiento.docx
+++ b/explicacion/CHIP_FOREST_funcionamiento.docx
@@ -89,7 +89,7 @@
         <w:p>
           <w:r>
             <w:fldChar w:fldCharType="begin" w:dirty="true"/>
-            <w:instrText xml:space="preserve">TOC \h \o "1-2"</w:instrText>
+            <w:instrText xml:space="preserve">TOC \h \o "1-1"</w:instrText>
             <w:fldChar w:fldCharType="separate"/>
           </w:r>
         </w:p>
@@ -241,18 +241,10 @@
     </w:p>
     <w:p>
       <w:pPr>
-        <w:pStyle w:val="Heading2"/>
-      </w:pPr>
-      <w:r>
-        <w:t xml:space="preserve">2.1 El viaje de un dato</w:t>
-      </w:r>
-    </w:p>
-    <w:p>
-      <w:pPr>
-        <w:spacing w:after="120" w:line="276"/>
-      </w:pPr>
-      <w:r>
-        <w:t xml:space="preserve">Sigamos una medida de temperatura desde que se toma hasta que aparece en una gráfica.</w:t>
+        <w:spacing w:after="120" w:line="276"/>
+      </w:pPr>
+      <w:r>
+        <w:t xml:space="preserve">Para entenderlo, sigamos una medida de temperatura desde que se toma hasta que aparece en una gráfica.</w:t>
       </w:r>
     </w:p>
     <w:p>
@@ -273,18 +265,10 @@
     </w:p>
     <w:p>
       <w:pPr>
-        <w:pStyle w:val="Heading2"/>
-      </w:pPr>
-      <w:r>
-        <w:t xml:space="preserve">2.2 El viaje de una orden</w:t>
-      </w:r>
-    </w:p>
-    <w:p>
-      <w:pPr>
-        <w:spacing w:after="120" w:line="276"/>
-      </w:pPr>
-      <w:r>
-        <w:t xml:space="preserve">Ahora al revés: un operador decide, desde el servidor, subir el umbral de temperatura de un nodo.</w:t>
+        <w:spacing w:after="120" w:line="276"/>
+      </w:pPr>
+      <w:r>
+        <w:t xml:space="preserve">Las órdenes hacen el camino al revés. Supongamos que un operador decide desde el servidor subir el umbral de temperatura de un nodo.</w:t>
       </w:r>
     </w:p>
     <w:p>
@@ -981,14 +965,6 @@
     </w:p>
     <w:p>
       <w:pPr>
-        <w:pStyle w:val="Heading2"/>
-      </w:pPr>
-      <w:r>
-        <w:t xml:space="preserve">4.1 Un día en la vida de un nodo</w:t>
-      </w:r>
-    </w:p>
-    <w:p>
-      <w:pPr>
         <w:spacing w:after="120" w:line="276"/>
       </w:pPr>
       <w:r>
@@ -1025,14 +1001,6 @@
       </w:pPr>
       <w:r>
         <w:t xml:space="preserve">Y una más: cuando se enciende por primera vez (o tras un reinicio), hace una ronda completa de todos los sensores y un envío inmediato, para confirmar que todo funciona, y se queda despierto al menos 30 segundos. Así hay tiempo de conectarle un ordenador y cargarle un programa nuevo; una vez dormido, sería casi imposible pillarlo.</w:t>
-      </w:r>
-    </w:p>
-    <w:p>
-      <w:pPr>
-        <w:pStyle w:val="Heading2"/>
-      </w:pPr>
-      <w:r>
-        <w:t xml:space="preserve">4.2 El calendario: cada sensor a su ritmo</w:t>
       </w:r>
     </w:p>
     <w:p>
@@ -2016,14 +1984,6 @@
     </w:p>
     <w:p>
       <w:pPr>
-        <w:pStyle w:val="Heading2"/>
-      </w:pPr>
-      <w:r>
-        <w:t xml:space="preserve">4.3 Un sensor detrás de otro, nunca a la vez</w:t>
-      </w:r>
-    </w:p>
-    <w:p>
-      <w:pPr>
         <w:spacing w:after="120" w:line="276"/>
       </w:pPr>
       <w:r>
@@ -2144,14 +2104,6 @@
     </w:p>
     <w:p>
       <w:pPr>
-        <w:pStyle w:val="Heading2"/>
-      </w:pPr>
-      <w:r>
-        <w:t xml:space="preserve">4.4 El reloj: saber qué hora es sin tener reloj</w:t>
-      </w:r>
-    </w:p>
-    <w:p>
-      <w:pPr>
         <w:spacing w:after="120" w:line="276"/>
       </w:pPr>
       <w:r>
@@ -2180,14 +2132,6 @@
       </w:pPr>
       <w:r>
         <w:t xml:space="preserve">Un detalle práctico: las medidas que envía el nodo no llevan la hora, sino su antigüedad («esto lo medí hace 900 segundos»). Es la pasarela, que tiene la hora buena, quien las fecha.</w:t>
-      </w:r>
-    </w:p>
-    <w:p>
-      <w:pPr>
-        <w:pStyle w:val="Heading2"/>
-      </w:pPr>
-      <w:r>
-        <w:t xml:space="preserve">4.5 Hablar con la pasarela</w:t>
       </w:r>
     </w:p>
     <w:p>
@@ -2243,14 +2187,6 @@
       </w:pPr>
       <w:r>
         <w:t xml:space="preserve">La radio funciona en la banda europea de 868 MHz y con una potencia algo reducida (14 dBm) para que el pico de corriente no tumbe la placa. Cada nodo tiene su propia dirección (C1 es la 1, C2 la 3, C3 la 4; la pasarela es la 2), y todos tienen que usar exactamente los mismos ajustes de radio o no se entienden.</w:t>
-      </w:r>
-    </w:p>
-    <w:p>
-      <w:pPr>
-        <w:pStyle w:val="Heading2"/>
-      </w:pPr>
-      <w:r>
-        <w:t xml:space="preserve">4.6 Las órdenes que entiende un nodo</w:t>
       </w:r>
     </w:p>
     <w:p>
@@ -3039,14 +2975,6 @@
     </w:p>
     <w:p>
       <w:pPr>
-        <w:pStyle w:val="Heading2"/>
-      </w:pPr>
-      <w:r>
-        <w:t xml:space="preserve">5.1 Las reglas del juego</w:t>
-      </w:r>
-    </w:p>
-    <w:p>
-      <w:pPr>
         <w:spacing w:after="120" w:line="276"/>
       </w:pPr>
       <w:r>
@@ -3159,14 +3087,6 @@
     </w:p>
     <w:p>
       <w:pPr>
-        <w:pStyle w:val="Heading2"/>
-      </w:pPr>
-      <w:r>
-        <w:t xml:space="preserve">6.1 El modo seguro</w:t>
-      </w:r>
-    </w:p>
-    <w:p>
-      <w:pPr>
         <w:spacing w:after="120" w:line="276"/>
       </w:pPr>
       <w:r>
@@ -3195,14 +3115,6 @@
     </w:p>
     <w:p>
       <w:pPr>
-        <w:pStyle w:val="Heading2"/>
-      </w:pPr>
-      <w:r>
-        <w:t xml:space="preserve">6.2 Una memoria que no miente</w:t>
-      </w:r>
-    </w:p>
-    <w:p>
-      <w:pPr>
         <w:spacing w:after="120" w:line="276"/>
       </w:pPr>
       <w:r>
@@ -3211,26 +3123,10 @@
     </w:p>
     <w:p>
       <w:pPr>
-        <w:pStyle w:val="Heading2"/>
-      </w:pPr>
-      <w:r>
-        <w:t xml:space="preserve">6.3 Umbrales que se vigilan solos</w:t>
-      </w:r>
-    </w:p>
-    <w:p>
-      <w:pPr>
         <w:spacing w:after="120" w:line="276"/>
       </w:pPr>
       <w:r>
         <w:t xml:space="preserve">En cada arranque, el nodo comprueba que sus umbrales de alarma tienen valores creíbles. Si encuentra algo absurdo, recupera los valores de fábrica y baja la alarma. Esto se añadió después de que un umbral corrompido dejara un nodo atrapado en alarma de incendio durante horas, sin forma de salir.</w:t>
-      </w:r>
-    </w:p>
-    <w:p>
-      <w:pPr>
-        <w:pStyle w:val="Heading2"/>
-      </w:pPr>
-      <w:r>
-        <w:t xml:space="preserve">6.4 Cuando la batería se agota</w:t>
       </w:r>
     </w:p>
     <w:p>
@@ -3280,14 +3176,6 @@
     </w:p>
     <w:p>
       <w:pPr>
-        <w:pStyle w:val="Heading2"/>
-      </w:pPr>
-      <w:r>
-        <w:t xml:space="preserve">7.1 Escuchar a los nodos</w:t>
-      </w:r>
-    </w:p>
-    <w:p>
-      <w:pPr>
         <w:spacing w:after="120" w:line="276"/>
       </w:pPr>
       <w:r>
@@ -3312,14 +3200,6 @@
     </w:p>
     <w:p>
       <w:pPr>
-        <w:pStyle w:val="Heading2"/>
-      </w:pPr>
-      <w:r>
-        <w:t xml:space="preserve">7.2 El módem</w:t>
-      </w:r>
-    </w:p>
-    <w:p>
-      <w:pPr>
         <w:spacing w:after="120" w:line="276"/>
       </w:pPr>
       <w:r>
@@ -3344,14 +3224,6 @@
     </w:p>
     <w:p>
       <w:pPr>
-        <w:pStyle w:val="Heading2"/>
-      </w:pPr>
-      <w:r>
-        <w:t xml:space="preserve">7.3 Subir los datos al servidor</w:t>
-      </w:r>
-    </w:p>
-    <w:p>
-      <w:pPr>
         <w:spacing w:after="120" w:line="276"/>
       </w:pPr>
       <w:r>
@@ -3360,26 +3232,10 @@
     </w:p>
     <w:p>
       <w:pPr>
-        <w:pStyle w:val="Heading2"/>
-      </w:pPr>
-      <w:r>
-        <w:t xml:space="preserve">7.4 Llevar las órdenes a los nodos</w:t>
-      </w:r>
-    </w:p>
-    <w:p>
-      <w:pPr>
         <w:spacing w:after="120" w:line="276"/>
       </w:pPr>
       <w:r>
         <w:t xml:space="preserve">Las órdenes del servidor llegan casi siempre cuando el nodo está dormido, así que la pasarela las organiza en una pequeña lista de espera de seis huecos. Si llega una orden nueva sobre el mismo ajuste del mismo nodo, sustituye a la anterior, porque lo que vale es lo último que pidió el operador. La orden se entrega en la siguiente ventana de escucha del nodo; si el nodo no confirma, se vuelve a intentar en la siguiente. Al final, el resultado —confirmada, rechazada o caducada— se publica en el servidor, en tres sitios distintos para que se vea tanto si se mira la pasarela como si se mira el nodo.</w:t>
-      </w:r>
-    </w:p>
-    <w:p>
-      <w:pPr>
-        <w:pStyle w:val="Heading2"/>
-      </w:pPr>
-      <w:r>
-        <w:t xml:space="preserve">7.5 La pantalla y la página web</w:t>
       </w:r>
     </w:p>
     <w:p>
@@ -4494,7 +4350,7 @@
         <w:t xml:space="preserve">Cálculos de batería antiguos. </w:t>
       </w:r>
       <w:r>
-        <w:t xml:space="preserve">Como decíamos en 6.4, todo lo relacionado con la batería se calculó para supercondensadores y no para el litio que se usa ahora.</w:t>
+        <w:t xml:space="preserve">Como contábamos en el capítulo 6, todo lo relacionado con la batería se calculó para supercondensadores y no para el litio que se usa ahora.</w:t>
       </w:r>
     </w:p>
     <w:p>
@@ -4600,10 +4456,10 @@
     </w:p>
     <w:p>
       <w:pPr>
-        <w:pStyle w:val="Heading2"/>
-      </w:pPr>
-      <w:r>
-        <w:t xml:space="preserve">Pequeño glosario</w:t>
+        <w:spacing w:after="120" w:line="276"/>
+      </w:pPr>
+      <w:r>
+        <w:t xml:space="preserve">Y para terminar, un pequeño glosario con las palabras que más se repiten:</w:t>
       </w:r>
     </w:p>
     <w:tbl>

--- a/explicacion/CHIP_FOREST_funcionamiento.docx
+++ b/explicacion/CHIP_FOREST_funcionamiento.docx
@@ -28,7 +28,7 @@
           <w:sz w:val="32"/>
           <w:szCs w:val="32"/>
         </w:rPr>
-        <w:t xml:space="preserve">Cómo funciona el firmware de los nodos y de la pasarela</w:t>
+        <w:t xml:space="preserve">Cómo funciona el firmware de los nodos y del concentrador</w:t>
       </w:r>
     </w:p>
     <w:p>
@@ -188,7 +188,7 @@
           <w:b/>
           <w:bCs/>
         </w:rPr>
-        <w:t xml:space="preserve">La pasarela (Módulo B). </w:t>
+        <w:t xml:space="preserve">El concentrador (Módulo B). </w:t>
       </w:r>
       <w:r>
         <w:t xml:space="preserve">Es el puente entre el bosque e internet. Escucha a los nodos por radio LoRa —una radio de largo alcance y muy poco consumo— y reenvía sus datos por la red móvil a nuestro servidor. Tiene un módem de telefonía (NB-IoT) pero ningún sensor.</w:t>
@@ -221,7 +221,7 @@
           <w:sz w:val="20"/>
           <w:szCs w:val="20"/>
         </w:rPr>
-        <w:t xml:space="preserve"> Nodos (C1, C2, C3) ──radio LoRa──► Pasarela (B) ──red móvil──► Servidor (A)</w:t>
+        <w:t xml:space="preserve"> Nodos (C1, C2, C3) ──radio LoRa──► Concentrador (B) ──red móvil──► Servidor (A)</w:t>
       </w:r>
     </w:p>
     <w:p>
@@ -260,7 +260,7 @@
         <w:spacing w:after="120" w:line="276"/>
       </w:pPr>
       <w:r>
-        <w:t xml:space="preserve">La pasarela recibe el paquete. En ese mismo instante —porque el nodo solo escucha durante dos segundos después de hablar— le contesta con la hora exacta de la red móvil, para que el nodo pueda corregir su reloj. Después calcula cuándo se tomó cada medida (la hora de ahora menos la antigüedad que dijo el nodo) y las sube al servidor. Normalmente agrupa lo que le llega durante un minuto, pero si un nodo avisa de que está en alarma, lo sube en el acto.</w:t>
+        <w:t xml:space="preserve">El concentrador recibe el paquete. En ese mismo instante —porque el nodo solo escucha durante dos segundos después de hablar— le contesta con la hora exacta de la red móvil, para que el nodo pueda corregir su reloj. Después calcula cuándo se tomó cada medida (la hora de ahora menos la antigüedad que dijo el nodo) y las sube al servidor. Normalmente agrupa lo que le llega durante un minuto, pero si un nodo avisa de que está en alarma, lo sube en el acto.</w:t>
       </w:r>
     </w:p>
     <w:p>
@@ -276,7 +276,7 @@
         <w:spacing w:after="120" w:line="276"/>
       </w:pPr>
       <w:r>
-        <w:t xml:space="preserve">La orden llega a la pasarela, pero el nodo probablemente está dormido y no puede oírla. Así que la pasarela le contesta al servidor «recibido, enviado» y guarda la orden en una lista de pendientes. La próxima vez que ese nodo transmita, la pasarela aprovecha sus dos segundos de escucha para dársela. El nodo la aplica y responde «hecho» (o «no he podido aplicar nada»), y la pasarela informa del resultado al servidor. Si pasa demasiado tiempo sin respuesta, la pasarela lo da por perdido y también lo dice.</w:t>
+        <w:t xml:space="preserve">La orden llega al concentrador, pero el nodo probablemente está dormido y no puede oírla. Así que el concentrador le contesta al servidor «recibido, enviado» y guarda la orden en una lista de pendientes. La próxima vez que ese nodo transmita, el concentrador aprovecha sus dos segundos de escucha para dársela. El nodo la aplica y responde «hecho» (o «no he podido aplicar nada»), y el concentrador informa del resultado al servidor. Si pasa demasiado tiempo sin respuesta, el concentrador lo da por perdido y también lo dice.</w:t>
       </w:r>
     </w:p>
     <w:p>
@@ -1863,7 +1863,7 @@
                 <w:sz w:val="19"/>
                 <w:szCs w:val="19"/>
               </w:rPr>
-              <w:t xml:space="preserve">Envío a la pasarela</w:t>
+              <w:t xml:space="preserve">Envío al concentrador</w:t>
             </w:r>
           </w:p>
         </w:tc>
@@ -2099,7 +2099,7 @@
         <w:spacing w:after="120" w:line="276"/>
       </w:pPr>
       <w:r>
-        <w:t xml:space="preserve">Hay otra decisión que merece explicarse. Cuando un sensor no tocaba en esa ronda, su hueco no se rellena con el último valor conocido ni con un cero: se marca como «no medido» (internamente, con el número -999), y la pasarela no lo publica. Así nunca se confunde «el CO2 no ha cambiado» con «nadie ha mirado el CO2», que fue la causa de algunos de los misterios más largos del proyecto.</w:t>
+        <w:t xml:space="preserve">Hay otra decisión que merece explicarse. Cuando un sensor no tocaba en esa ronda, su hueco no se rellena con el último valor conocido ni con un cero: se marca como «no medido» (internamente, con el número -999), y el concentrador no lo publica. Así nunca se confunde «el CO2 no ha cambiado» con «nadie ha mirado el CO2», que fue la causa de algunos de los misterios más largos del proyecto.</w:t>
       </w:r>
     </w:p>
     <w:p>
@@ -2115,7 +2115,7 @@
         <w:spacing w:after="120" w:line="276"/>
       </w:pPr>
       <w:r>
-        <w:t xml:space="preserve">La solución aprovecha que la pasarela sí sabe la hora, porque se la da la red móvil. Cada vez que un nodo transmite, la pasarela le contesta con la hora exacta. El nodo, además de ponerse en hora, compara cuánto tiempo creía haber dormido con cuánto ha pasado de verdad, y así aprende cuánto se equivoca su oscilador: por ejemplo, si cree que han pasado 1000 segundos y en realidad han sido 1013, sabe que va un 1,3 % lento. A partir de ahí corrige cada sueño. Tras un par de sincronizaciones, incluso los intervalos entre ellas son precisos.</w:t>
+        <w:t xml:space="preserve">La solución aprovecha que el concentrador sí sabe la hora, porque se la da la red móvil. Cada vez que un nodo transmite, el concentrador le contesta con la hora exacta. El nodo, además de ponerse en hora, compara cuánto tiempo creía haber dormido con cuánto ha pasado de verdad, y así aprende cuánto se equivoca su oscilador: por ejemplo, si cree que han pasado 1000 segundos y en realidad han sido 1013, sabe que va un 1,3 % lento. A partir de ahí corrige cada sueño. Tras un par de sincronizaciones, incluso los intervalos entre ellas son precisos.</w:t>
       </w:r>
     </w:p>
     <w:p>
@@ -2131,7 +2131,7 @@
         <w:spacing w:after="120" w:line="276"/>
       </w:pPr>
       <w:r>
-        <w:t xml:space="preserve">Un detalle práctico: las medidas que envía el nodo no llevan la hora, sino su antigüedad («esto lo medí hace 900 segundos»). Es la pasarela, que tiene la hora buena, quien las fecha.</w:t>
+        <w:t xml:space="preserve">Un detalle práctico: las medidas que envía el nodo no llevan la hora, sino su antigüedad («esto lo medí hace 900 segundos»). Es el concentrador, que tiene la hora buena, quien las fecha.</w:t>
       </w:r>
     </w:p>
     <w:p>
@@ -2186,7 +2186,7 @@
         <w:spacing w:after="120" w:line="276"/>
       </w:pPr>
       <w:r>
-        <w:t xml:space="preserve">La radio funciona en la banda europea de 868 MHz y con una potencia algo reducida (14 dBm) para que el pico de corriente no tumbe la placa. Cada nodo tiene su propia dirección (C1 es la 1, C2 la 3, C3 la 4; la pasarela es la 2), y todos tienen que usar exactamente los mismos ajustes de radio o no se entienden.</w:t>
+        <w:t xml:space="preserve">La radio funciona en la banda europea de 868 MHz y con una potencia algo reducida (14 dBm) para que el pico de corriente no tumbe la placa. Cada nodo tiene su propia dirección (C1 es la 1, C2 la 3, C3 la 4; el concentrador es la 2), y todos tienen que usar exactamente los mismos ajustes de radio o no se entienden.</w:t>
       </w:r>
     </w:p>
     <w:p>
@@ -2202,7 +2202,7 @@
         <w:spacing w:after="120" w:line="276"/>
       </w:pPr>
       <w:r>
-        <w:t xml:space="preserve">El nodo solo obedece órdenes que vengan de la dirección de la pasarela. Conviene ser claros: es un filtro por dirección, no una autenticación; el enlace de radio no tiene hoy ninguna protección criptográfica.</w:t>
+        <w:t xml:space="preserve">El nodo solo obedece órdenes que vengan de la dirección del concentrador. Conviene ser claros: es un filtro por dirección, no una autenticación; el enlace de radio no tiene hoy ninguna protección criptográfica.</w:t>
       </w:r>
     </w:p>
     <w:p>
@@ -3045,7 +3045,7 @@
         <w:t xml:space="preserve">Avisa enseguida. </w:t>
       </w:r>
       <w:r>
-        <w:t xml:space="preserve">El estado de alarma viaja en cada paquete de estado, y la pasarela, en cuanto lo ve, sube los datos al servidor sin esperar.</w:t>
+        <w:t xml:space="preserve">El estado de alarma viaja en cada paquete de estado, y el concentrador, en cuanto lo ve, sube los datos al servidor sin esperar.</w:t>
       </w:r>
     </w:p>
     <w:p>
@@ -3163,15 +3163,15 @@
         <w:pageBreakBefore/>
       </w:pPr>
       <w:r>
-        <w:t xml:space="preserve">7. La pasarela por dentro</w:t>
-      </w:r>
-    </w:p>
-    <w:p>
-      <w:pPr>
-        <w:spacing w:after="120" w:line="276"/>
-      </w:pPr>
-      <w:r>
-        <w:t xml:space="preserve">La pasarela no duerme y no tiene sensores, pero hace malabares con cuatro cosas a la vez: escuchar la radio, hablar con el módem, servir una pequeña página web local y refrescar su pantalla. El programa está escrito para que ninguna de ellas bloquee a las demás. Esto es importante porque el módem es lento —algunas de sus respuestas tardan segundos—, y si el programa se quedara esperándolo, podría perderse un mensaje de un nodo.</w:t>
+        <w:t xml:space="preserve">7. El concentrador por dentro</w:t>
+      </w:r>
+    </w:p>
+    <w:p>
+      <w:pPr>
+        <w:spacing w:after="120" w:line="276"/>
+      </w:pPr>
+      <w:r>
+        <w:t xml:space="preserve">El concentrador no duerme y no tiene sensores, pero hace malabares con cuatro cosas a la vez: escuchar la radio, hablar con el módem, servir una pequeña página web local y refrescar su pantalla. El programa está escrito para que ninguna de ellas bloquee a las demás. Esto es importante porque el módem es lento —algunas de sus respuestas tardan segundos—, y si el programa se quedara esperándolo, podría perderse un mensaje de un nodo.</w:t>
       </w:r>
     </w:p>
     <w:p>
@@ -3187,7 +3187,7 @@
         <w:spacing w:after="120" w:line="276"/>
       </w:pPr>
       <w:r>
-        <w:t xml:space="preserve">Si es un mensaje con medidas, la pasarela sabe que el nodo está escuchando en ese preciso instante, así que lo primero que hace es aprovechar: si hay una orden pendiente para ese nodo, se la manda; si no, le manda la hora (como mucho una vez cada cinco minutos, para no gastar tiempo de radio). Solo después se pone a leer las medidas, comprobar que tienen el formato correcto, fecharlas y ponerlas en la cola de subida.</w:t>
+        <w:t xml:space="preserve">Si es un mensaje con medidas, el concentrador sabe que el nodo está escuchando en ese preciso instante, así que lo primero que hace es aprovechar: si hay una orden pendiente para ese nodo, se la manda; si no, le manda la hora (como mucho una vez cada cinco minutos, para no gastar tiempo de radio). Solo después se pone a leer las medidas, comprobar que tienen el formato correcto, fecharlas y ponerlas en la cola de subida.</w:t>
       </w:r>
     </w:p>
     <w:p>
@@ -3211,7 +3211,7 @@
         <w:spacing w:after="120" w:line="276"/>
       </w:pPr>
       <w:r>
-        <w:t xml:space="preserve">Cuando algo falla, la pasarela no tira la toalla a la primera, pero tampoco insiste a ciegas. Primero reintenta lo que falló; si sigue fallando, rehace la conexión con el servidor; después vuelve a registrarse en la red; y solo como último recurso apaga y enciende el módem. Entre intento e intento espera cada vez más (hasta dos minutos), para no machacar un servidor que esté caído.</w:t>
+        <w:t xml:space="preserve">Cuando algo falla, el concentrador no tira la toalla a la primera, pero tampoco insiste a ciegas. Primero reintenta lo que falló; si sigue fallando, rehace la conexión con el servidor; después vuelve a registrarse en la red; y solo como último recurso apaga y enciende el módem. Entre intento e intento espera cada vez más (hasta dos minutos), para no machacar un servidor que esté caído.</w:t>
       </w:r>
     </w:p>
     <w:p>
@@ -3227,23 +3227,23 @@
         <w:spacing w:after="120" w:line="276"/>
       </w:pPr>
       <w:r>
-        <w:t xml:space="preserve">La pasarela se presenta ante ThingsBoard como un dispositivo «pasarela», que publica en nombre de varios nodos. Sube lo acumulado cada 60 segundos, o antes si junta seis medidas, o al instante si algún nodo está en alarma. Cada medida va con su hora real, calculada a partir de la hora de la red móvil, para que las gráficas muestren cuándo se midió y no cuándo llegó. Los huecos marcados como «no medido» simplemente no se suben, para que no aparezcan en las gráficas como un valor real de -999.</w:t>
-      </w:r>
-    </w:p>
-    <w:p>
-      <w:pPr>
-        <w:spacing w:after="120" w:line="276"/>
-      </w:pPr>
-      <w:r>
-        <w:t xml:space="preserve">Las órdenes del servidor llegan casi siempre cuando el nodo está dormido, así que la pasarela las organiza en una pequeña lista de espera de seis huecos. Si llega una orden nueva sobre el mismo ajuste del mismo nodo, sustituye a la anterior, porque lo que vale es lo último que pidió el operador. La orden se entrega en la siguiente ventana de escucha del nodo; si el nodo no confirma, se vuelve a intentar en la siguiente. Al final, el resultado —confirmada, rechazada o caducada— se publica en el servidor, en tres sitios distintos para que se vea tanto si se mira la pasarela como si se mira el nodo.</w:t>
-      </w:r>
-    </w:p>
-    <w:p>
-      <w:pPr>
-        <w:spacing w:after="120" w:line="276"/>
-      </w:pPr>
-      <w:r>
-        <w:t xml:space="preserve">Para el trabajo de banco, la pasarela tiene una pequeña pantalla que muestra si recibe datos, cómo va la red móvil y la cobertura, y crea su propia red WiFi con una página web donde se ven las últimas lecturas y se puede descargar un histórico de las 200 más recientes.</w:t>
+        <w:t xml:space="preserve">El concentrador se presenta ante ThingsBoard como un dispositivo de tipo «gateway», que publica en nombre de varios nodos. Sube lo acumulado cada 60 segundos, o antes si junta seis medidas, o al instante si algún nodo está en alarma. Cada medida va con su hora real, calculada a partir de la hora de la red móvil, para que las gráficas muestren cuándo se midió y no cuándo llegó. Los huecos marcados como «no medido» simplemente no se suben, para que no aparezcan en las gráficas como un valor real de -999.</w:t>
+      </w:r>
+    </w:p>
+    <w:p>
+      <w:pPr>
+        <w:spacing w:after="120" w:line="276"/>
+      </w:pPr>
+      <w:r>
+        <w:t xml:space="preserve">Las órdenes del servidor llegan casi siempre cuando el nodo está dormido, así que el concentrador las organiza en una pequeña lista de espera de seis huecos. Si llega una orden nueva sobre el mismo ajuste del mismo nodo, sustituye a la anterior, porque lo que vale es lo último que pidió el operador. La orden se entrega en la siguiente ventana de escucha del nodo; si el nodo no confirma, se vuelve a intentar en la siguiente. Al final, el resultado —confirmada, rechazada o caducada— se publica en el servidor, en tres sitios distintos para que se vea tanto si se miral concentrador como si se mira el nodo.</w:t>
+      </w:r>
+    </w:p>
+    <w:p>
+      <w:pPr>
+        <w:spacing w:after="120" w:line="276"/>
+      </w:pPr>
+      <w:r>
+        <w:t xml:space="preserve">Para el trabajo de banco, el concentrador tiene una pequeña pantalla que muestra si recibe datos, cómo va la red móvil y la cobertura, y crea su propia red WiFi con una página web donde se ven las últimas lecturas y se puede descargar un histórico de las 200 más recientes.</w:t>
       </w:r>
     </w:p>
     <w:p>
@@ -4290,7 +4290,7 @@
         <w:t xml:space="preserve">Órdenes que caducan antes de poder entregarse. </w:t>
       </w:r>
       <w:r>
-        <w:t xml:space="preserve">La pasarela da una orden por perdida a los 15 minutos, pero en estado normal el nodo solo escucha cada 30. Una orden que llegue justo después de una ventana puede caducar aunque el nodo esté perfectamente.</w:t>
+        <w:t xml:space="preserve">El concentrador da una orden por perdida a los 15 minutos, pero en estado normal el nodo solo escucha cada 30. Una orden que llegue justo después de una ventana puede caducar aunque el nodo esté perfectamente.</w:t>
       </w:r>
     </w:p>
     <w:p>
@@ -4330,7 +4330,7 @@
         <w:t xml:space="preserve">Contraseñas a la vista. </w:t>
       </w:r>
       <w:r>
-        <w:t xml:space="preserve">Las claves de acceso al servidor de las dos pasarelas están escritas en un comentario del código, la clave se imprime en el registro de depuración cada vez que la pasarela se conecta, y la contraseña de la WiFi local se imprime al arrancar. Por eso el repositorio es privado.</w:t>
+        <w:t xml:space="preserve">Las claves de acceso al servidor de los dos concentradores están escritas en un comentario del código, la clave se imprime en el registro de depuración cada vez que el concentrador se conecta, y la contraseña de la WiFi local se imprime al arrancar. Por eso el repositorio es privado.</w:t>
       </w:r>
     </w:p>
     <w:p>
@@ -4370,7 +4370,7 @@
         <w:t xml:space="preserve">Avisos falsos en la página local. </w:t>
       </w:r>
       <w:r>
-        <w:t xml:space="preserve">La página web de la pasarela marca los datos como viejos a los 12 minutos, pero en estado normal los nodos envían cada 30, así que entre envíos parece que han dejado de hablar.</w:t>
+        <w:t xml:space="preserve">La página web del concentrador marca los datos como viejos a los 12 minutos, pero en estado normal los nodos envían cada 30, así que entre envíos parece que han dejado de hablar.</w:t>
       </w:r>
     </w:p>
     <w:p>
@@ -4390,7 +4390,7 @@
         <w:t xml:space="preserve">Un módem que nunca descansa. </w:t>
       </w:r>
       <w:r>
-        <w:t xml:space="preserve">El módem de la pasarela está configurado para no dormir nunca. Fue una decisión para el banco de pruebas que sigue ahí.</w:t>
+        <w:t xml:space="preserve">El módem del concentrador está configurado para no dormir nunca. Fue una decisión para el banco de pruebas que sigue ahí.</w:t>
       </w:r>
     </w:p>
     <w:p>
@@ -4443,7 +4443,7 @@
         <w:spacing w:after="120" w:line="276"/>
       </w:pPr>
       <w:r>
-        <w:t xml:space="preserve">Antes de tocar nada compilamos el programa de los nodos y el de la pasarela y guardamos el resultado. Después de traducir lo volvimos a compilar y comparamos los dos resultados byte a byte, quitando solo la información de depuración, que recoge los números de línea. Salieron idénticos. Para estar seguros de que la comparación servía para algo, antes la probamos cambiando un único número en el código, y la detectó al momento.</w:t>
+        <w:t xml:space="preserve">Antes de tocar nada compilamos el programa de los nodos y el del concentrador y guardamos el resultado. Después de traducir lo volvimos a compilar y comparamos los dos resultados byte a byte, quitando solo la información de depuración, que recoge los números de línea. Salieron idénticos. Para estar seguros de que la comparación servía para algo, antes la probamos cambiando un único número en el código, y la detectó al momento.</w:t>
       </w:r>
     </w:p>
     <w:p>
@@ -4626,7 +4626,7 @@
                 <w:sz w:val="19"/>
                 <w:szCs w:val="19"/>
               </w:rPr>
-              <w:t xml:space="preserve">Pasarela</w:t>
+              <w:t xml:space="preserve">Concentrador</w:t>
             </w:r>
           </w:p>
         </w:tc>

--- a/explicacion/CHIP_FOREST_funcionamiento.docx
+++ b/explicacion/CHIP_FOREST_funcionamiento.docx
@@ -3235,7 +3235,7 @@
         <w:spacing w:after="120" w:line="276"/>
       </w:pPr>
       <w:r>
-        <w:t xml:space="preserve">Las órdenes del servidor llegan casi siempre cuando el nodo está dormido, así que el concentrador las organiza en una pequeña lista de espera de seis huecos. Si llega una orden nueva sobre el mismo ajuste del mismo nodo, sustituye a la anterior, porque lo que vale es lo último que pidió el operador. La orden se entrega en la siguiente ventana de escucha del nodo; si el nodo no confirma, se vuelve a intentar en la siguiente. Al final, el resultado —confirmada, rechazada o caducada— se publica en el servidor, en tres sitios distintos para que se vea tanto si se miral concentrador como si se mira el nodo.</w:t>
+        <w:t xml:space="preserve">Las órdenes del servidor llegan casi siempre cuando el nodo está dormido, así que el concentrador las organiza en una pequeña lista de espera de seis huecos. Si llega una orden nueva sobre el mismo ajuste del mismo nodo, sustituye a la anterior, porque lo que vale es lo último que pidió el operador. La orden se entrega en la siguiente ventana de escucha del nodo; si el nodo no confirma, se vuelve a intentar en la siguiente. Al final, el resultado —confirmada, rechazada o caducada— se publica en el servidor, en tres sitios distintos para que se vea tanto si se mira el concentrador como si se mira el nodo.</w:t>
       </w:r>
     </w:p>
     <w:p>
